--- a/docs/Design spec — Turn-based combat Skirmish (EN).docx
+++ b/docs/Design spec — Turn-based combat Skirmish (EN).docx
@@ -27990,11 +27990,103 @@
         <w:rPr>
           <w:b/>
         </w:rPr>
-        <w:t xml:space="preserve">The code is not connected to the game</w:t>
-      </w:r>
-      <w:r>
-        <w:rPr/>
-        <w:t xml:space="preserve"> (the owner's decision, 06 Oct: work on the spec only; phases 3–8 wait for the owner's go-ahead).</w:t>
+        <w:t xml:space="preserve">Ph3 — done (06 Oct, on the owner's “start working”):</w:t>
+      </w:r>
+      <w:r>
+        <w:rPr/>
+        <w:t xml:space="preserve"> special skills for 6 elites and 7 bosses (</w:t>
+      </w:r>
+      <w:r>
+        <w:rPr>
+          <w:rFonts w:ascii="Consolas" w:hAnsi="Consolas" w:cs="Consolas"/>
+          <w:color w:val="5B2A86"/>
+          <w:sz w:val="20"/>
+        </w:rPr>
+        <w:t xml:space="preserve">ENEMY</w:t>
+      </w:r>
+      <w:r>
+        <w:rPr/>
+        <w:t xml:space="preserve"> in </w:t>
+      </w:r>
+      <w:r>
+        <w:rPr>
+          <w:rFonts w:ascii="Consolas" w:hAnsi="Consolas" w:cs="Consolas"/>
+          <w:color w:val="5B2A86"/>
+          <w:sz w:val="20"/>
+        </w:rPr>
+        <w:t xml:space="preserve">tools/gen_skirmish.py</w:t>
+      </w:r>
+      <w:r>
+        <w:rPr/>
+        <w:t xml:space="preserve">), automatic enemy line-ups (</w:t>
+      </w:r>
+      <w:r>
+        <w:rPr>
+          <w:rFonts w:ascii="Consolas" w:hAnsi="Consolas" w:cs="Consolas"/>
+          <w:color w:val="5B2A86"/>
+          <w:sz w:val="20"/>
+        </w:rPr>
+        <w:t xml:space="preserve">sk_pack.gd</w:t>
+      </w:r>
+      <w:r>
+        <w:rPr/>
+        <w:t xml:space="preserve">: a pack — 3–4, a loner — a pair, an elite — with its escort, a boss — with minions; open question 4 settled by the proposal), large bosses act twice per round, boss phases (a new skill at half health), SunLess statuses on enemies: Charm, Grab, Nightmare Whisper, Corrosion, Rage; summoning minions, devouring corpses, wounded enemies fleeing (Coward, a Pack without a Leader). Test </w:t>
+      </w:r>
+      <w:r>
+        <w:rPr>
+          <w:rFonts w:ascii="Consolas" w:hAnsi="Consolas" w:cs="Consolas"/>
+          <w:color w:val="5B2A86"/>
+          <w:sz w:val="20"/>
+        </w:rPr>
+        <w:t xml:space="preserve">tests/test_skirmish_enemies.gd</w:t>
+      </w:r>
+      <w:r>
+        <w:rPr/>
+        <w:t xml:space="preserve"> (a battle against each of the 45 enemies without errors), a “Skirmish” table in the content editor's “Power” tab (</w:t>
+      </w:r>
+      <w:r>
+        <w:rPr>
+          <w:rFonts w:ascii="Consolas" w:hAnsi="Consolas" w:cs="Consolas"/>
+          <w:color w:val="5B2A86"/>
+          <w:sz w:val="20"/>
+        </w:rPr>
+        <w:t xml:space="preserve">tools/skirmish_sim.gd --enemies</w:t>
+      </w:r>
+      <w:r>
+        <w:rPr/>
+        <w:t xml:space="preserve"> → </w:t>
+      </w:r>
+      <w:r>
+        <w:rPr>
+          <w:rFonts w:ascii="Consolas" w:hAnsi="Consolas" w:cs="Consolas"/>
+          <w:color w:val="5B2A86"/>
+          <w:sz w:val="20"/>
+        </w:rPr>
+        <w:t xml:space="preserve">tools/editor/skirmish_stats.json</w:t>
+      </w:r>
+      <w:r>
+        <w:rPr/>
+        <w:t xml:space="preserve">, the “Recalculate Skirmish” button). In simulation normal enemies give 100% wins in 3–6 rounds; elites 75–91%; wandering bosses and the Crimson Terror are nearly unbeatable for a party without cards — balancing in Ph8 (the bot leaves a boss fight as soon as someone is on the Edge).</w:t>
+      </w:r>
+    </w:p>
+    <w:p>
+      <w:pPr>
+        <w:spacing w:after="60"/>
+        <w:ind w:left="360" w:hanging="220"/>
+      </w:pPr>
+      <w:r>
+        <w:rPr/>
+        <w:t xml:space="preserve">•  </w:t>
+      </w:r>
+      <w:r>
+        <w:rPr>
+          <w:b/>
+        </w:rPr>
+        <w:t xml:space="preserve">The code is still not connected to the game</w:t>
+      </w:r>
+      <w:r>
+        <w:rPr/>
+        <w:t xml:space="preserve"> — that is phase 5; next in order: Ph4 (the battle screen with placeholders).</w:t>
       </w:r>
     </w:p>
     <w:p>

--- a/docs/Design spec — Turn-based combat Skirmish (EN).docx
+++ b/docs/Design spec — Turn-based combat Skirmish (EN).docx
@@ -28082,11 +28082,67 @@
         <w:rPr>
           <w:b/>
         </w:rPr>
-        <w:t xml:space="preserve">The code is still not connected to the game</w:t>
-      </w:r>
-      <w:r>
-        <w:rPr/>
-        <w:t xml:space="preserve"> — that is phase 5; next in order: Ph4 (the battle screen with placeholders).</w:t>
+        <w:t xml:space="preserve">Ph4 — done (06 Oct):</w:t>
+      </w:r>
+      <w:r>
+        <w:rPr/>
+        <w:t xml:space="preserve"> the battle screen with placeholders — </w:t>
+      </w:r>
+      <w:r>
+        <w:rPr>
+          <w:rFonts w:ascii="Consolas" w:hAnsi="Consolas" w:cs="Consolas"/>
+          <w:color w:val="5B2A86"/>
+          <w:sz w:val="20"/>
+        </w:rPr>
+        <w:t xml:space="preserve">scenes/combat/skirmish_screen.gd</w:t>
+      </w:r>
+      <w:r>
+        <w:rPr/>
+        <w:t xml:space="preserve"> and </w:t>
+      </w:r>
+      <w:r>
+        <w:rPr>
+          <w:rFonts w:ascii="Consolas" w:hAnsi="Consolas" w:cs="Consolas"/>
+          <w:color w:val="5B2A86"/>
+          <w:sz w:val="20"/>
+        </w:rPr>
+        <w:t xml:space="preserve">sk_fighter_view.gd</w:t>
+      </w:r>
+      <w:r>
+        <w:rPr/>
+        <w:t xml:space="preserve">: the place's background with light, the field, the turn order as portraits, “Retreat”, the formation (large fighters wider), health and psyche bars, status icons with tooltips, rings (acting / targets), the hero panel (tags in words), skills — card thumbnails and numbers, position dots, “once per battle” / “weapon” / cooldown marks, the strike calculation on hovering a target (chance, damage, crit, effects, “why”), the action frame (lunge and zoom), popping numbers and labels, the battle result; mouse, 1–9, Space, right click; “faster”. A trial battle — “Developer” menu → “Skirmish — trial battle”; auto-screenshots </w:t>
+      </w:r>
+      <w:r>
+        <w:rPr>
+          <w:rFonts w:ascii="Consolas" w:hAnsi="Consolas" w:cs="Consolas"/>
+          <w:color w:val="5B2A86"/>
+          <w:sz w:val="20"/>
+        </w:rPr>
+        <w:t xml:space="preserve">--mshots-from=skirmish</w:t>
+      </w:r>
+      <w:r>
+        <w:rPr/>
+        <w:t xml:space="preserve">. Figures are card pictures for now (battle poses — Ph7).</w:t>
+      </w:r>
+    </w:p>
+    <w:p>
+      <w:pPr>
+        <w:spacing w:after="60"/>
+        <w:ind w:left="360" w:hanging="220"/>
+      </w:pPr>
+      <w:r>
+        <w:rPr/>
+        <w:t xml:space="preserve">•  </w:t>
+      </w:r>
+      <w:r>
+        <w:rPr>
+          <w:b/>
+        </w:rPr>
+        <w:t xml:space="preserve">Skirmish is not yet connected to the game (events, camp, saves)</w:t>
+      </w:r>
+      <w:r>
+        <w:rPr/>
+        <w:t xml:space="preserve"> — that is Ph5.</w:t>
       </w:r>
     </w:p>
     <w:p>

--- a/docs/Design spec — Turn-based combat Skirmish (EN).docx
+++ b/docs/Design spec — Turn-based combat Skirmish (EN).docx
@@ -22842,6 +22842,15 @@
       </w:pPr>
       <w:r>
         <w:rPr/>
+        <w:t xml:space="preserve">No more enemies than heroes + 1 (but no fewer than the event lists): a lone hero is not crushed by numbers.</w:t>
+      </w:r>
+    </w:p>
+    <w:p>
+      <w:pPr>
+        <w:spacing w:after="120"/>
+      </w:pPr>
+      <w:r>
+        <w:rPr/>
         <w:t xml:space="preserve">Line-ups are visible and editable in the content editor.</w:t>
       </w:r>
     </w:p>
@@ -28138,11 +28147,91 @@
         <w:rPr>
           <w:b/>
         </w:rPr>
-        <w:t xml:space="preserve">Skirmish is not yet connected to the game (events, camp, saves)</w:t>
-      </w:r>
-      <w:r>
-        <w:rPr/>
-        <w:t xml:space="preserve"> — that is Ph5.</w:t>
+        <w:t xml:space="preserve">Ph5 — core done (06 Oct):</w:t>
+      </w:r>
+      <w:r>
+        <w:rPr/>
+        <w:t xml:space="preserve"> </w:t>
+      </w:r>
+      <w:r>
+        <w:rPr>
+          <w:rFonts w:ascii="Consolas" w:hAnsi="Consolas" w:cs="Consolas"/>
+          <w:color w:val="5B2A86"/>
+          <w:sz w:val="20"/>
+        </w:rPr>
+        <w:t xml:space="preserve">core/rules/skirmish_rules.gd</w:t>
+      </w:r>
+      <w:r>
+        <w:rPr/>
+        <w:t xml:space="preserve"> and the resolver. The switch — “Developer” → “Battles in events — Skirmish” (the </w:t>
+      </w:r>
+      <w:r>
+        <w:rPr>
+          <w:rFonts w:ascii="Consolas" w:hAnsi="Consolas" w:cs="Consolas"/>
+          <w:color w:val="5B2A86"/>
+          <w:sz w:val="20"/>
+        </w:rPr>
+        <w:t xml:space="preserve">state.flags.combat</w:t>
+      </w:r>
+      <w:r>
+        <w:rPr/>
+        <w:t xml:space="preserve"> flag; “Clash” stays the default for now). A combat stage with Skirmish pauses the mission (the party is “in battle”, like at a fork): the mission window hides, the player plays the battle on its screen, and the result continues the mission (</w:t>
+      </w:r>
+      <w:r>
+        <w:rPr>
+          <w:rFonts w:ascii="Consolas" w:hAnsi="Consolas" w:cs="Consolas"/>
+          <w:color w:val="5B2A86"/>
+          <w:sz w:val="20"/>
+        </w:rPr>
+        <w:t xml:space="preserve">MissionResolver.resume_combat</w:t>
+      </w:r>
+      <w:r>
+        <w:rPr/>
+        <w:t xml:space="preserve">); an interrupted battle reopens. The bot and tests play Skirmish with the AI without pausing — the bot went through the Shore (57 events in 20 days). Formation — the party's hero order; the stage's enemies with a line-up (SkPack); light — sky and half-day, shifted by the field (caves darker); ambush — by light, tags, “come from behind”; training — to the first Edge, without the Edge; wounds last until night (a night in camp — +half health, Echo — fully); loot and shards for victory, bestiary, report. Test </w:t>
+      </w:r>
+      <w:r>
+        <w:rPr>
+          <w:rFonts w:ascii="Consolas" w:hAnsi="Consolas" w:cs="Consolas"/>
+          <w:color w:val="5B2A86"/>
+          <w:sz w:val="20"/>
+        </w:rPr>
+        <w:t xml:space="preserve">tests/test_skirmish_world.gd</w:t>
+      </w:r>
+      <w:r>
+        <w:rPr/>
+        <w:t xml:space="preserve">.</w:t>
+      </w:r>
+    </w:p>
+    <w:p>
+      <w:pPr>
+        <w:spacing w:after="60"/>
+        <w:ind w:left="360" w:hanging="220"/>
+      </w:pPr>
+      <w:r>
+        <w:rPr/>
+        <w:t xml:space="preserve">•  </w:t>
+      </w:r>
+      <w:r>
+        <w:rPr>
+          <w:b/>
+        </w:rPr>
+        <w:t xml:space="preserve">Ph5 — remaining:</w:t>
+      </w:r>
+      <w:r>
+        <w:rPr/>
+        <w:t xml:space="preserve"> formation in the party window (drag and drop), crisis behaviour in battle, tag growth from skills, neighbours' trust, night attacks and Onslaught/Gates in waves, the forecast by simulation, enemy wounds between attempts, </w:t>
+      </w:r>
+      <w:r>
+        <w:rPr>
+          <w:rFonts w:ascii="Consolas" w:hAnsi="Consolas" w:cs="Consolas"/>
+          <w:color w:val="5B2A86"/>
+          <w:sz w:val="20"/>
+        </w:rPr>
+        <w:t xml:space="preserve">SAVE_VERSION</w:t>
+      </w:r>
+      <w:r>
+        <w:rPr/>
+        <w:t xml:space="preserve">.</w:t>
       </w:r>
     </w:p>
     <w:p>
